--- a/job-search/resumes/28_Amazon_Business_Analyst_Fuse_Billing_Operations.docx
+++ b/job-search/resumes/28_Amazon_Business_Analyst_Fuse_Billing_Operations.docx
@@ -56,7 +56,7 @@
     </w:p>
     <w:p>
       <w:pPr>
-        <w:spacing w:after="60" w:before="160" w:line="240" w:lineRule="auto"/>
+        <w:spacing w:after="60" w:before="140" w:line="240" w:lineRule="auto"/>
         <w:pBdr>
           <w:bottom w:val="single" w:sz="6" w:space="2" w:color="BFBFBF"/>
         </w:pBdr>
@@ -84,12 +84,12 @@
           <w:i w:val="0"/>
           <w:sz w:val="20"/>
         </w:rPr>
-        <w:t>Data analyst with 6+ years turning complex, high-volume enterprise datasets into decisions, owning the work end to end from extraction and modelling through dashboards and executive reporting. Advanced SQL and Python, Power BI and Tableau, with a track record of dashboards that cut reporting time and KPI frameworks leadership actually uses. Managed 1,000+ SKUs across East and West Africa and drove a $50M logistics cost reduction through cost-benefit and root cause analysis. Analysis behind $10M in annual transportation savings and a $50M logistics cost reduction, presented directly to senior leadership. M.S. Information Systems; B.E. Industrial Engineering.</w:t>
+        <w:t>Data analyst with 6+ years turning complex, high-volume enterprise datasets into decisions, owning the work end to end from extraction and modeling through dashboards and executive reporting. Advanced SQL and Python with Power BI and Tableau — dashboards that cut reporting time 30% and KPI frameworks presented monthly to senior leadership. Writes user stories and acceptance criteria, authors test cases, partners with QA through defect triage, and drives UAT and business acceptance to formal sign-off. Forecast accuracy improved 25% at Bath &amp; Body Works and 20% at GSK through statistical modeling and structured performance review.</w:t>
       </w:r>
     </w:p>
     <w:p>
       <w:pPr>
-        <w:spacing w:after="60" w:before="160" w:line="240" w:lineRule="auto"/>
+        <w:spacing w:after="60" w:before="140" w:line="240" w:lineRule="auto"/>
         <w:pBdr>
           <w:bottom w:val="single" w:sz="6" w:space="2" w:color="BFBFBF"/>
         </w:pBdr>
@@ -117,12 +117,12 @@
           <w:i w:val="0"/>
           <w:sz w:val="19"/>
         </w:rPr>
-        <w:t>SQL &amp; Python Analysis  ·  Power BI &amp; Tableau Dashboards  ·  KPI Design &amp; Executive Reporting  ·  Ad-hoc &amp; Self-Service Reporting  ·  Supply-Demand &amp; Inventory Analytics  ·  Logistics &amp; Transportation Analysis  ·  Cost-Benefit &amp; Margin Analysis  ·  Financial Reporting &amp; Reconciliation  ·  Cross-Functional Collaboration  ·  Requirements Elicitation &amp; Documentation  ·  User Stories &amp; Acceptance Criteria  ·  UAT &amp; Business Acceptance Testing</w:t>
+        <w:t>Excel (advanced)  ·  SQL (advanced)  ·  stakeholder management  ·  root cause analysis  ·  healthcare data  ·  VBA  ·  Tableau  ·  data visualization  ·  operational &amp; executive reporting  ·  business intelligence  ·  defect triage &amp; root cause  ·  cloud platforms (AWS/Azure/GCP)  ·  cross-functional collaboration  ·  reconciliation</w:t>
       </w:r>
     </w:p>
     <w:p>
       <w:pPr>
-        <w:spacing w:after="60" w:before="160" w:line="240" w:lineRule="auto"/>
+        <w:spacing w:after="60" w:before="140" w:line="240" w:lineRule="auto"/>
         <w:pBdr>
           <w:bottom w:val="single" w:sz="6" w:space="2" w:color="BFBFBF"/>
         </w:pBdr>
@@ -149,14 +149,14 @@
           <w:b/>
           <w:sz w:val="20"/>
         </w:rPr>
-        <w:t xml:space="preserve">BI &amp; Visualization: </w:t>
+        <w:t xml:space="preserve">Languages &amp; Querying: </w:t>
       </w:r>
       <w:r>
         <w:rPr>
           <w:rFonts w:ascii="Calibri" w:hAnsi="Calibri"/>
           <w:sz w:val="20"/>
         </w:rPr>
-        <w:t>Power BI (DAX, Power Query), Tableau, SSRS, executive dashboards, KPI scorecards</w:t>
+        <w:t>Excel (advanced), SQL (advanced), VBA, Python (Pandas, NumPy, Scikit-learn)</w:t>
       </w:r>
     </w:p>
     <w:p>
@@ -169,14 +169,14 @@
           <w:b/>
           <w:sz w:val="20"/>
         </w:rPr>
-        <w:t xml:space="preserve">Modeling &amp; Planning: </w:t>
+        <w:t xml:space="preserve">BI &amp; Visualization: </w:t>
       </w:r>
       <w:r>
         <w:rPr>
           <w:rFonts w:ascii="Calibri" w:hAnsi="Calibri"/>
           <w:sz w:val="20"/>
         </w:rPr>
-        <w:t>Forecasting, demand planning, regression, statistical analysis, capacity modeling, NLP</w:t>
+        <w:t>Tableau, data visualization, operational &amp; executive reporting, business intelligence, Power BI (DAX, Power Query), SSRS, dashboards, KPI design &amp; monitoring</w:t>
       </w:r>
     </w:p>
     <w:p>
@@ -189,14 +189,14 @@
           <w:b/>
           <w:sz w:val="20"/>
         </w:rPr>
-        <w:t xml:space="preserve">Enterprise Platforms: </w:t>
+        <w:t xml:space="preserve">Delivery &amp; Tools: </w:t>
       </w:r>
       <w:r>
         <w:rPr>
           <w:rFonts w:ascii="Calibri" w:hAnsi="Calibri"/>
           <w:sz w:val="20"/>
         </w:rPr>
-        <w:t>SAP (SD, MM, CRM, PP, WLM), SQL Server, Snowflake, Informatica, WMS</w:t>
+        <w:t>stakeholder management, cross-functional collaboration, Agile/Scrum, Waterfall, JIRA, Confluence</w:t>
       </w:r>
     </w:p>
     <w:p>
@@ -209,14 +209,54 @@
           <w:b/>
           <w:sz w:val="20"/>
         </w:rPr>
-        <w:t xml:space="preserve">Analytics &amp; Querying: </w:t>
+        <w:t xml:space="preserve">Analytics &amp; Modeling: </w:t>
       </w:r>
       <w:r>
         <w:rPr>
           <w:rFonts w:ascii="Calibri" w:hAnsi="Calibri"/>
           <w:sz w:val="20"/>
         </w:rPr>
-        <w:t>SQL (advanced), Python (Pandas, NumPy, Scikit-learn), Excel (advanced), SAS, VBA, PowerShell</w:t>
+        <w:t>root cause analysis, reconciliation, forecasting, statistical analysis</w:t>
+      </w:r>
+    </w:p>
+    <w:p>
+      <w:pPr>
+        <w:spacing w:after="20" w:before="0" w:line="240" w:lineRule="auto"/>
+      </w:pPr>
+      <w:r>
+        <w:rPr>
+          <w:rFonts w:ascii="Calibri" w:hAnsi="Calibri"/>
+          <w:b/>
+          <w:sz w:val="20"/>
+        </w:rPr>
+        <w:t xml:space="preserve">Domain Expertise: </w:t>
+      </w:r>
+      <w:r>
+        <w:rPr>
+          <w:rFonts w:ascii="Calibri" w:hAnsi="Calibri"/>
+          <w:sz w:val="20"/>
+        </w:rPr>
+        <w:t>healthcare data, financial reporting</w:t>
+      </w:r>
+    </w:p>
+    <w:p>
+      <w:pPr>
+        <w:spacing w:after="20" w:before="0" w:line="240" w:lineRule="auto"/>
+      </w:pPr>
+      <w:r>
+        <w:rPr>
+          <w:rFonts w:ascii="Calibri" w:hAnsi="Calibri"/>
+          <w:b/>
+          <w:sz w:val="20"/>
+        </w:rPr>
+        <w:t xml:space="preserve">Testing &amp; Quality: </w:t>
+      </w:r>
+      <w:r>
+        <w:rPr>
+          <w:rFonts w:ascii="Calibri" w:hAnsi="Calibri"/>
+          <w:sz w:val="20"/>
+        </w:rPr>
+        <w:t>defect triage &amp; root cause</w:t>
       </w:r>
     </w:p>
     <w:p>
@@ -236,32 +276,12 @@
           <w:rFonts w:ascii="Calibri" w:hAnsi="Calibri"/>
           <w:sz w:val="20"/>
         </w:rPr>
-        <w:t>ETL pipeline development, Informatica, large-dataset cleaning &amp; processing, data modeling, database design, system integration</w:t>
+        <w:t>cloud platforms (AWS/Azure/GCP), ETL pipeline development, Informatica, data modeling, system &amp; data integration</w:t>
       </w:r>
     </w:p>
     <w:p>
       <w:pPr>
-        <w:spacing w:after="20" w:before="0" w:line="240" w:lineRule="auto"/>
-      </w:pPr>
-      <w:r>
-        <w:rPr>
-          <w:rFonts w:ascii="Calibri" w:hAnsi="Calibri"/>
-          <w:b/>
-          <w:sz w:val="20"/>
-        </w:rPr>
-        <w:t xml:space="preserve">Business Analysis: </w:t>
-      </w:r>
-      <w:r>
-        <w:rPr>
-          <w:rFonts w:ascii="Calibri" w:hAnsi="Calibri"/>
-          <w:sz w:val="20"/>
-        </w:rPr>
-        <w:t>Requirements elicitation, functional &amp; non-functional specs, user stories, acceptance criteria, process flows (Visio), current/future-state and gap analysis</w:t>
-      </w:r>
-    </w:p>
-    <w:p>
-      <w:pPr>
-        <w:spacing w:after="60" w:before="160" w:line="240" w:lineRule="auto"/>
+        <w:spacing w:after="60" w:before="140" w:line="240" w:lineRule="auto"/>
         <w:pBdr>
           <w:bottom w:val="single" w:sz="6" w:space="2" w:color="BFBFBF"/>
         </w:pBdr>
@@ -317,20 +337,6 @@
           <w:rFonts w:ascii="Calibri" w:hAnsi="Calibri"/>
           <w:sz w:val="20"/>
         </w:rPr>
-        <w:t>Built analytical models for the transportation function that exposed critical deficiencies in the bidding process, delivering recommendations worth $10M in annual cost savings.</w:t>
-      </w:r>
-    </w:p>
-    <w:p>
-      <w:pPr>
-        <w:pStyle w:val="ListBullet"/>
-        <w:spacing w:after="40" w:before="0" w:line="240" w:lineRule="auto"/>
-        <w:ind w:left="259" w:hanging="187"/>
-      </w:pPr>
-      <w:r>
-        <w:rPr>
-          <w:rFonts w:ascii="Calibri" w:hAnsi="Calibri"/>
-          <w:sz w:val="20"/>
-        </w:rPr>
         <w:t>Engineered and deployed interactive Power BI dashboards integrating disparate enterprise data sources, cutting reporting time 30% and generating $20,000 in annual savings.</w:t>
       </w:r>
     </w:p>
@@ -359,21 +365,7 @@
           <w:rFonts w:ascii="Calibri" w:hAnsi="Calibri"/>
           <w:sz w:val="20"/>
         </w:rPr>
-        <w:t>Designed a carton-sizing optimization model that saved 200 man-hours per month through data-driven change to inventory processes.</w:t>
-      </w:r>
-    </w:p>
-    <w:p>
-      <w:pPr>
-        <w:pStyle w:val="ListBullet"/>
-        <w:spacing w:after="40" w:before="0" w:line="240" w:lineRule="auto"/>
-        <w:ind w:left="259" w:hanging="187"/>
-      </w:pPr>
-      <w:r>
-        <w:rPr>
-          <w:rFonts w:ascii="Calibri" w:hAnsi="Calibri"/>
-          <w:sz w:val="20"/>
-        </w:rPr>
-        <w:t>Partnered with product and operations teams to turn analysis into process improvements, contributing to a $10,000 monthly labor cost reduction.</w:t>
+        <w:t>Execute SQL against backend databases for extraction, validation and reconciliation, confirming delivered data matches documented requirements before release.</w:t>
       </w:r>
     </w:p>
     <w:p>
@@ -415,7 +407,35 @@
           <w:rFonts w:ascii="Calibri" w:hAnsi="Calibri"/>
           <w:sz w:val="20"/>
         </w:rPr>
-        <w:t>Execute SQL against backend databases for extraction, validation and reconciliation, confirming delivered data matches documented requirements before release.</w:t>
+        <w:t>Partnered with product and operations teams to turn analysis into process improvements, contributing to a $10,000 monthly labor cost reduction.</w:t>
+      </w:r>
+    </w:p>
+    <w:p>
+      <w:pPr>
+        <w:pStyle w:val="ListBullet"/>
+        <w:spacing w:after="40" w:before="0" w:line="240" w:lineRule="auto"/>
+        <w:ind w:left="259" w:hanging="187"/>
+      </w:pPr>
+      <w:r>
+        <w:rPr>
+          <w:rFonts w:ascii="Calibri" w:hAnsi="Calibri"/>
+          <w:sz w:val="20"/>
+        </w:rPr>
+        <w:t>Built analytical models for the transportation function that exposed critical deficiencies in the bidding process, delivering recommendations worth $10M in annual cost savings.</w:t>
+      </w:r>
+    </w:p>
+    <w:p>
+      <w:pPr>
+        <w:pStyle w:val="ListBullet"/>
+        <w:spacing w:after="40" w:before="0" w:line="240" w:lineRule="auto"/>
+        <w:ind w:left="259" w:hanging="187"/>
+      </w:pPr>
+      <w:r>
+        <w:rPr>
+          <w:rFonts w:ascii="Calibri" w:hAnsi="Calibri"/>
+          <w:sz w:val="20"/>
+        </w:rPr>
+        <w:t>Elicit business, functional and non-functional requirements from non-technical stakeholders and translate them into documented specifications, user stories and acceptance criteria.</w:t>
       </w:r>
     </w:p>
     <w:p>
@@ -471,6 +491,20 @@
           <w:rFonts w:ascii="Calibri" w:hAnsi="Calibri"/>
           <w:sz w:val="20"/>
         </w:rPr>
+        <w:t>Integrated SSRS with SQL Server and Excel to automate reporting pipelines, eliminating manual reporting effort and improving data accessibility for business and IT teams.</w:t>
+      </w:r>
+    </w:p>
+    <w:p>
+      <w:pPr>
+        <w:pStyle w:val="ListBullet"/>
+        <w:spacing w:after="40" w:before="0" w:line="240" w:lineRule="auto"/>
+        <w:ind w:left="259" w:hanging="187"/>
+      </w:pPr>
+      <w:r>
+        <w:rPr>
+          <w:rFonts w:ascii="Calibri" w:hAnsi="Calibri"/>
+          <w:sz w:val="20"/>
+        </w:rPr>
         <w:t>Managed and analyzed data for 1,000+ pharmaceutical SKUs across East and West Africa, building reporting infrastructure to monitor supply-demand balance and flag inventory risk in real time.</w:t>
       </w:r>
     </w:p>
@@ -499,6 +533,20 @@
           <w:rFonts w:ascii="Calibri" w:hAnsi="Calibri"/>
           <w:sz w:val="20"/>
         </w:rPr>
+        <w:t>Led migration of manual data processes into SAP, applying master data management and validation controls to achieve 100% data integrity and cut data entry errors 40%.</w:t>
+      </w:r>
+    </w:p>
+    <w:p>
+      <w:pPr>
+        <w:pStyle w:val="ListBullet"/>
+        <w:spacing w:after="40" w:before="0" w:line="240" w:lineRule="auto"/>
+        <w:ind w:left="259" w:hanging="187"/>
+      </w:pPr>
+      <w:r>
+        <w:rPr>
+          <w:rFonts w:ascii="Calibri" w:hAnsi="Calibri"/>
+          <w:sz w:val="20"/>
+        </w:rPr>
         <w:t>Ran daily supply-demand gap analysis using VBA, Power BI, Tableau and PowerShell, reducing stockouts 30% through proactive insight delivery.</w:t>
       </w:r>
     </w:p>
@@ -513,40 +561,12 @@
           <w:rFonts w:ascii="Calibri" w:hAnsi="Calibri"/>
           <w:sz w:val="20"/>
         </w:rPr>
-        <w:t>Delivered capacity planning and rough-cut capacity models supporting production and distribution planning, contributing to a 15% improvement in profit margins.</w:t>
+        <w:t>Validated delivered functionality against documented requirements through structured business acceptance testing at cutover.</w:t>
       </w:r>
     </w:p>
     <w:p>
       <w:pPr>
-        <w:pStyle w:val="ListBullet"/>
-        <w:spacing w:after="40" w:before="0" w:line="240" w:lineRule="auto"/>
-        <w:ind w:left="259" w:hanging="187"/>
-      </w:pPr>
-      <w:r>
-        <w:rPr>
-          <w:rFonts w:ascii="Calibri" w:hAnsi="Calibri"/>
-          <w:sz w:val="20"/>
-        </w:rPr>
-        <w:t>Integrated SSRS with SQL Server and Excel to automate reporting pipelines, eliminating manual reporting effort and improving data accessibility for business and IT teams.</w:t>
-      </w:r>
-    </w:p>
-    <w:p>
-      <w:pPr>
-        <w:pStyle w:val="ListBullet"/>
-        <w:spacing w:after="40" w:before="0" w:line="240" w:lineRule="auto"/>
-        <w:ind w:left="259" w:hanging="187"/>
-      </w:pPr>
-      <w:r>
-        <w:rPr>
-          <w:rFonts w:ascii="Calibri" w:hAnsi="Calibri"/>
-          <w:sz w:val="20"/>
-        </w:rPr>
-        <w:t>Led migration of manual data processes into SAP, applying master data management and validation controls to achieve 100% data integrity and cut data entry errors 40%.</w:t>
-      </w:r>
-    </w:p>
-    <w:p>
-      <w:pPr>
-        <w:spacing w:after="60" w:before="160" w:line="240" w:lineRule="auto"/>
+        <w:spacing w:after="60" w:before="140" w:line="240" w:lineRule="auto"/>
         <w:pBdr>
           <w:bottom w:val="single" w:sz="6" w:space="2" w:color="BFBFBF"/>
         </w:pBdr>
@@ -621,7 +641,7 @@
     </w:p>
     <w:sectPr>
       <w:pgSz w:w="12240" w:h="15840"/>
-      <w:pgMar w:top="720" w:right="936" w:bottom="720" w:left="936" w:header="720" w:footer="720" w:gutter="0"/>
+      <w:pgMar w:top="720" w:right="864" w:bottom="720" w:left="864" w:header="720" w:footer="720" w:gutter="0"/>
       <w:cols w:space="720"/>
       <w:docGrid w:linePitch="360"/>
     </w:sectPr>
